--- a/Pekan-03/Futuwah Iqamatul Haqi_707012500099_JurnalModul3.docx
+++ b/Pekan-03/Futuwah Iqamatul Haqi_707012500099_JurnalModul3.docx
@@ -398,20 +398,15 @@
       </w:r>
     </w:p>
     <w:p>
-      <w:pPr>
-        <w:rPr>
-          <w:rFonts w:ascii="Times New Roman" w:eastAsia="Times New Roman" w:hAnsi="Times New Roman" w:cs="Times New Roman"/>
-        </w:rPr>
-      </w:pPr>
       <w:r>
         <w:rPr>
           <w:noProof/>
         </w:rPr>
         <w:drawing>
-          <wp:inline distT="0" distB="0" distL="0" distR="0" wp14:anchorId="5FC96326" wp14:editId="4CC61810">
-            <wp:extent cx="3619500" cy="5724525"/>
+          <wp:inline distT="0" distB="0" distL="0" distR="0" wp14:anchorId="2B37C3E8" wp14:editId="1B6FADB0">
+            <wp:extent cx="2952750" cy="5724525"/>
             <wp:effectExtent l="0" t="0" r="0" b="0"/>
-            <wp:docPr id="412638724" name="drawing"/>
+            <wp:docPr id="1358539995" name="drawing"/>
             <wp:cNvGraphicFramePr>
               <a:graphicFrameLocks xmlns:a="http://schemas.openxmlformats.org/drawingml/2006/main" noChangeAspect="1"/>
             </wp:cNvGraphicFramePr>
@@ -419,7 +414,7 @@
               <a:graphicData uri="http://schemas.openxmlformats.org/drawingml/2006/picture">
                 <pic:pic xmlns:pic="http://schemas.openxmlformats.org/drawingml/2006/picture">
                   <pic:nvPicPr>
-                    <pic:cNvPr id="412638724" name="Picture 412638724"/>
+                    <pic:cNvPr id="1358539995" name="Picture 1358539995"/>
                     <pic:cNvPicPr/>
                   </pic:nvPicPr>
                   <pic:blipFill>
@@ -437,7 +432,7 @@
                   <pic:spPr>
                     <a:xfrm>
                       <a:off x="0" y="0"/>
-                      <a:ext cx="3619500" cy="5724525"/>
+                      <a:ext cx="2952750" cy="5724525"/>
                     </a:xfrm>
                     <a:prstGeom prst="rect">
                       <a:avLst/>
@@ -463,59 +458,7 @@
         <w:t>Output ;</w:t>
       </w:r>
     </w:p>
-    <w:p>
-      <w:pPr>
-        <w:rPr>
-          <w:rFonts w:ascii="Times New Roman" w:eastAsia="Times New Roman" w:hAnsi="Times New Roman" w:cs="Times New Roman"/>
-        </w:rPr>
-      </w:pPr>
-      <w:r>
-        <w:rPr>
-          <w:noProof/>
-        </w:rPr>
-        <w:drawing>
-          <wp:inline distT="0" distB="0" distL="0" distR="0" wp14:anchorId="315EE4C0" wp14:editId="5DD6B7F4">
-            <wp:extent cx="5724525" cy="4133850"/>
-            <wp:effectExtent l="0" t="0" r="0" b="0"/>
-            <wp:docPr id="1570837939" name="drawing"/>
-            <wp:cNvGraphicFramePr>
-              <a:graphicFrameLocks xmlns:a="http://schemas.openxmlformats.org/drawingml/2006/main" noChangeAspect="1"/>
-            </wp:cNvGraphicFramePr>
-            <a:graphic xmlns:a="http://schemas.openxmlformats.org/drawingml/2006/main">
-              <a:graphicData uri="http://schemas.openxmlformats.org/drawingml/2006/picture">
-                <pic:pic xmlns:pic="http://schemas.openxmlformats.org/drawingml/2006/picture">
-                  <pic:nvPicPr>
-                    <pic:cNvPr id="1570837939" name="Picture 1570837939"/>
-                    <pic:cNvPicPr/>
-                  </pic:nvPicPr>
-                  <pic:blipFill>
-                    <a:blip r:embed="rId7">
-                      <a:extLst>
-                        <a:ext uri="{28A0092B-C50C-407E-A947-70E740481C1C}">
-                          <a14:useLocalDpi xmlns:a14="http://schemas.microsoft.com/office/drawing/2010/main"/>
-                        </a:ext>
-                      </a:extLst>
-                    </a:blip>
-                    <a:stretch>
-                      <a:fillRect/>
-                    </a:stretch>
-                  </pic:blipFill>
-                  <pic:spPr>
-                    <a:xfrm>
-                      <a:off x="0" y="0"/>
-                      <a:ext cx="5724525" cy="4133850"/>
-                    </a:xfrm>
-                    <a:prstGeom prst="rect">
-                      <a:avLst/>
-                    </a:prstGeom>
-                  </pic:spPr>
-                </pic:pic>
-              </a:graphicData>
-            </a:graphic>
-          </wp:inline>
-        </w:drawing>
-      </w:r>
-    </w:p>
+    <w:p/>
     <w:p>
       <w:pPr>
         <w:rPr>
@@ -574,7 +517,7 @@
                     <pic:cNvPicPr/>
                   </pic:nvPicPr>
                   <pic:blipFill>
-                    <a:blip r:embed="rId8">
+                    <a:blip r:embed="rId7">
                       <a:extLst>
                         <a:ext uri="{28A0092B-C50C-407E-A947-70E740481C1C}">
                           <a14:useLocalDpi xmlns:a14="http://schemas.microsoft.com/office/drawing/2010/main"/>
@@ -640,7 +583,7 @@
                     <pic:cNvPicPr/>
                   </pic:nvPicPr>
                   <pic:blipFill>
-                    <a:blip r:embed="rId9">
+                    <a:blip r:embed="rId8">
                       <a:extLst>
                         <a:ext uri="{28A0092B-C50C-407E-A947-70E740481C1C}">
                           <a14:useLocalDpi xmlns:a14="http://schemas.microsoft.com/office/drawing/2010/main"/>
@@ -771,13 +714,7 @@
         <w:rPr>
           <w:rFonts w:ascii="Times New Roman" w:eastAsia="Times New Roman" w:hAnsi="Times New Roman" w:cs="Times New Roman"/>
         </w:rPr>
-        <w:t xml:space="preserve">si. Selain itu, praktikum ini juga menunjukan implementasi dasar dari sistem registrasi, </w:t>
-      </w:r>
-      <w:r>
-        <w:rPr>
-          <w:rFonts w:ascii="Times New Roman" w:eastAsia="Times New Roman" w:hAnsi="Times New Roman" w:cs="Times New Roman"/>
-        </w:rPr>
-        <w:t>login, dan pengelolaan data sederhana.</w:t>
+        <w:t>si. Selain itu, praktikum ini juga menunjukan implementasi dasar dari sistem registrasi</w:t>
       </w:r>
     </w:p>
     <w:p>
@@ -814,7 +751,7 @@
     <w:nsid w:val="05E16036"/>
     <w:multiLevelType w:val="hybridMultilevel"/>
     <w:tmpl w:val="FFFFFFFF"/>
-    <w:lvl w:ilvl="0" w:tplc="2DA807F4">
+    <w:lvl w:ilvl="0" w:tplc="10561854">
       <w:start w:val="1"/>
       <w:numFmt w:val="bullet"/>
       <w:lvlText w:val="-"/>
@@ -826,7 +763,7 @@
         <w:rFonts w:ascii="Aptos" w:hAnsi="Aptos" w:hint="default"/>
       </w:rPr>
     </w:lvl>
-    <w:lvl w:ilvl="1" w:tplc="55785EFC">
+    <w:lvl w:ilvl="1" w:tplc="B5365286">
       <w:start w:val="1"/>
       <w:numFmt w:val="bullet"/>
       <w:lvlText w:val="o"/>
@@ -838,7 +775,7 @@
         <w:rFonts w:ascii="Courier New" w:hAnsi="Courier New" w:hint="default"/>
       </w:rPr>
     </w:lvl>
-    <w:lvl w:ilvl="2" w:tplc="43DA5B22">
+    <w:lvl w:ilvl="2" w:tplc="3CCCE4B4">
       <w:start w:val="1"/>
       <w:numFmt w:val="bullet"/>
       <w:lvlText w:val=""/>
@@ -850,7 +787,7 @@
         <w:rFonts w:ascii="Wingdings" w:hAnsi="Wingdings" w:hint="default"/>
       </w:rPr>
     </w:lvl>
-    <w:lvl w:ilvl="3" w:tplc="B8E2400C">
+    <w:lvl w:ilvl="3" w:tplc="5A1C52A0">
       <w:start w:val="1"/>
       <w:numFmt w:val="bullet"/>
       <w:lvlText w:val=""/>
@@ -862,7 +799,7 @@
         <w:rFonts w:ascii="Symbol" w:hAnsi="Symbol" w:hint="default"/>
       </w:rPr>
     </w:lvl>
-    <w:lvl w:ilvl="4" w:tplc="7E2E4B44">
+    <w:lvl w:ilvl="4" w:tplc="3C40E7DA">
       <w:start w:val="1"/>
       <w:numFmt w:val="bullet"/>
       <w:lvlText w:val="o"/>
@@ -874,7 +811,7 @@
         <w:rFonts w:ascii="Courier New" w:hAnsi="Courier New" w:hint="default"/>
       </w:rPr>
     </w:lvl>
-    <w:lvl w:ilvl="5" w:tplc="E5DA5FC4">
+    <w:lvl w:ilvl="5" w:tplc="45EE0A8C">
       <w:start w:val="1"/>
       <w:numFmt w:val="bullet"/>
       <w:lvlText w:val=""/>
@@ -886,7 +823,7 @@
         <w:rFonts w:ascii="Wingdings" w:hAnsi="Wingdings" w:hint="default"/>
       </w:rPr>
     </w:lvl>
-    <w:lvl w:ilvl="6" w:tplc="67BE5BD6">
+    <w:lvl w:ilvl="6" w:tplc="185E1CAE">
       <w:start w:val="1"/>
       <w:numFmt w:val="bullet"/>
       <w:lvlText w:val=""/>
@@ -898,7 +835,7 @@
         <w:rFonts w:ascii="Symbol" w:hAnsi="Symbol" w:hint="default"/>
       </w:rPr>
     </w:lvl>
-    <w:lvl w:ilvl="7" w:tplc="8DA20ED8">
+    <w:lvl w:ilvl="7" w:tplc="BDDE9A24">
       <w:start w:val="1"/>
       <w:numFmt w:val="bullet"/>
       <w:lvlText w:val="o"/>
@@ -910,7 +847,7 @@
         <w:rFonts w:ascii="Courier New" w:hAnsi="Courier New" w:hint="default"/>
       </w:rPr>
     </w:lvl>
-    <w:lvl w:ilvl="8" w:tplc="CDB40DF8">
+    <w:lvl w:ilvl="8" w:tplc="DA5A62E6">
       <w:start w:val="1"/>
       <w:numFmt w:val="bullet"/>
       <w:lvlText w:val=""/>
@@ -927,7 +864,7 @@
     <w:nsid w:val="17223834"/>
     <w:multiLevelType w:val="hybridMultilevel"/>
     <w:tmpl w:val="FFFFFFFF"/>
-    <w:lvl w:ilvl="0" w:tplc="A730564A">
+    <w:lvl w:ilvl="0" w:tplc="25EC15E2">
       <w:start w:val="1"/>
       <w:numFmt w:val="bullet"/>
       <w:lvlText w:val="-"/>
@@ -939,7 +876,7 @@
         <w:rFonts w:ascii="Aptos" w:hAnsi="Aptos" w:hint="default"/>
       </w:rPr>
     </w:lvl>
-    <w:lvl w:ilvl="1" w:tplc="D06C52E2">
+    <w:lvl w:ilvl="1" w:tplc="C8D076F8">
       <w:start w:val="1"/>
       <w:numFmt w:val="bullet"/>
       <w:lvlText w:val="o"/>
@@ -951,7 +888,7 @@
         <w:rFonts w:ascii="Courier New" w:hAnsi="Courier New" w:hint="default"/>
       </w:rPr>
     </w:lvl>
-    <w:lvl w:ilvl="2" w:tplc="039250FE">
+    <w:lvl w:ilvl="2" w:tplc="AA0870EE">
       <w:start w:val="1"/>
       <w:numFmt w:val="bullet"/>
       <w:lvlText w:val=""/>
@@ -963,7 +900,7 @@
         <w:rFonts w:ascii="Wingdings" w:hAnsi="Wingdings" w:hint="default"/>
       </w:rPr>
     </w:lvl>
-    <w:lvl w:ilvl="3" w:tplc="914EE982">
+    <w:lvl w:ilvl="3" w:tplc="FA287634">
       <w:start w:val="1"/>
       <w:numFmt w:val="bullet"/>
       <w:lvlText w:val=""/>
@@ -975,7 +912,7 @@
         <w:rFonts w:ascii="Symbol" w:hAnsi="Symbol" w:hint="default"/>
       </w:rPr>
     </w:lvl>
-    <w:lvl w:ilvl="4" w:tplc="D96A4D64">
+    <w:lvl w:ilvl="4" w:tplc="0936AD88">
       <w:start w:val="1"/>
       <w:numFmt w:val="bullet"/>
       <w:lvlText w:val="o"/>
@@ -987,7 +924,7 @@
         <w:rFonts w:ascii="Courier New" w:hAnsi="Courier New" w:hint="default"/>
       </w:rPr>
     </w:lvl>
-    <w:lvl w:ilvl="5" w:tplc="76D8A958">
+    <w:lvl w:ilvl="5" w:tplc="CEF04FD2">
       <w:start w:val="1"/>
       <w:numFmt w:val="bullet"/>
       <w:lvlText w:val=""/>
@@ -999,7 +936,7 @@
         <w:rFonts w:ascii="Wingdings" w:hAnsi="Wingdings" w:hint="default"/>
       </w:rPr>
     </w:lvl>
-    <w:lvl w:ilvl="6" w:tplc="3278A53C">
+    <w:lvl w:ilvl="6" w:tplc="B0DA1284">
       <w:start w:val="1"/>
       <w:numFmt w:val="bullet"/>
       <w:lvlText w:val=""/>
@@ -1011,7 +948,7 @@
         <w:rFonts w:ascii="Symbol" w:hAnsi="Symbol" w:hint="default"/>
       </w:rPr>
     </w:lvl>
-    <w:lvl w:ilvl="7" w:tplc="7DEC5838">
+    <w:lvl w:ilvl="7" w:tplc="D864362E">
       <w:start w:val="1"/>
       <w:numFmt w:val="bullet"/>
       <w:lvlText w:val="o"/>
@@ -1023,7 +960,7 @@
         <w:rFonts w:ascii="Courier New" w:hAnsi="Courier New" w:hint="default"/>
       </w:rPr>
     </w:lvl>
-    <w:lvl w:ilvl="8" w:tplc="F9469856">
+    <w:lvl w:ilvl="8" w:tplc="F6E40AA8">
       <w:start w:val="1"/>
       <w:numFmt w:val="bullet"/>
       <w:lvlText w:val=""/>
@@ -1040,7 +977,7 @@
     <w:nsid w:val="1B97AFBE"/>
     <w:multiLevelType w:val="hybridMultilevel"/>
     <w:tmpl w:val="FFFFFFFF"/>
-    <w:lvl w:ilvl="0" w:tplc="AFDE5EAE">
+    <w:lvl w:ilvl="0" w:tplc="5DBC9316">
       <w:start w:val="1"/>
       <w:numFmt w:val="bullet"/>
       <w:lvlText w:val=""/>
@@ -1052,7 +989,7 @@
         <w:rFonts w:ascii="Symbol" w:hAnsi="Symbol" w:hint="default"/>
       </w:rPr>
     </w:lvl>
-    <w:lvl w:ilvl="1" w:tplc="B2667744">
+    <w:lvl w:ilvl="1" w:tplc="3B4680D6">
       <w:start w:val="1"/>
       <w:numFmt w:val="bullet"/>
       <w:lvlText w:val="o"/>
@@ -1064,7 +1001,7 @@
         <w:rFonts w:ascii="Courier New" w:hAnsi="Courier New" w:hint="default"/>
       </w:rPr>
     </w:lvl>
-    <w:lvl w:ilvl="2" w:tplc="E3B09D3A">
+    <w:lvl w:ilvl="2" w:tplc="01208200">
       <w:start w:val="1"/>
       <w:numFmt w:val="bullet"/>
       <w:lvlText w:val=""/>
@@ -1076,7 +1013,7 @@
         <w:rFonts w:ascii="Wingdings" w:hAnsi="Wingdings" w:hint="default"/>
       </w:rPr>
     </w:lvl>
-    <w:lvl w:ilvl="3" w:tplc="3730B2C8">
+    <w:lvl w:ilvl="3" w:tplc="9BF46C9E">
       <w:start w:val="1"/>
       <w:numFmt w:val="bullet"/>
       <w:lvlText w:val=""/>
@@ -1088,7 +1025,7 @@
         <w:rFonts w:ascii="Symbol" w:hAnsi="Symbol" w:hint="default"/>
       </w:rPr>
     </w:lvl>
-    <w:lvl w:ilvl="4" w:tplc="26444B8A">
+    <w:lvl w:ilvl="4" w:tplc="7AEABE94">
       <w:start w:val="1"/>
       <w:numFmt w:val="bullet"/>
       <w:lvlText w:val="o"/>
@@ -1100,7 +1037,7 @@
         <w:rFonts w:ascii="Courier New" w:hAnsi="Courier New" w:hint="default"/>
       </w:rPr>
     </w:lvl>
-    <w:lvl w:ilvl="5" w:tplc="5CEADCD4">
+    <w:lvl w:ilvl="5" w:tplc="DEC03088">
       <w:start w:val="1"/>
       <w:numFmt w:val="bullet"/>
       <w:lvlText w:val=""/>
@@ -1112,7 +1049,7 @@
         <w:rFonts w:ascii="Wingdings" w:hAnsi="Wingdings" w:hint="default"/>
       </w:rPr>
     </w:lvl>
-    <w:lvl w:ilvl="6" w:tplc="65C47252">
+    <w:lvl w:ilvl="6" w:tplc="60AAF022">
       <w:start w:val="1"/>
       <w:numFmt w:val="bullet"/>
       <w:lvlText w:val=""/>
@@ -1124,7 +1061,7 @@
         <w:rFonts w:ascii="Symbol" w:hAnsi="Symbol" w:hint="default"/>
       </w:rPr>
     </w:lvl>
-    <w:lvl w:ilvl="7" w:tplc="4AC6E4B0">
+    <w:lvl w:ilvl="7" w:tplc="E8F813B4">
       <w:start w:val="1"/>
       <w:numFmt w:val="bullet"/>
       <w:lvlText w:val="o"/>
@@ -1136,7 +1073,7 @@
         <w:rFonts w:ascii="Courier New" w:hAnsi="Courier New" w:hint="default"/>
       </w:rPr>
     </w:lvl>
-    <w:lvl w:ilvl="8" w:tplc="EB522EFE">
+    <w:lvl w:ilvl="8" w:tplc="4E129A06">
       <w:start w:val="1"/>
       <w:numFmt w:val="bullet"/>
       <w:lvlText w:val=""/>
@@ -1153,7 +1090,7 @@
     <w:nsid w:val="1EBC4F4D"/>
     <w:multiLevelType w:val="hybridMultilevel"/>
     <w:tmpl w:val="FFFFFFFF"/>
-    <w:lvl w:ilvl="0" w:tplc="2F96E21E">
+    <w:lvl w:ilvl="0" w:tplc="FF342A2C">
       <w:start w:val="1"/>
       <w:numFmt w:val="bullet"/>
       <w:lvlText w:val="-"/>
@@ -1165,7 +1102,7 @@
         <w:rFonts w:ascii="Aptos" w:hAnsi="Aptos" w:hint="default"/>
       </w:rPr>
     </w:lvl>
-    <w:lvl w:ilvl="1" w:tplc="41EEC592">
+    <w:lvl w:ilvl="1" w:tplc="4210D0EE">
       <w:start w:val="1"/>
       <w:numFmt w:val="bullet"/>
       <w:lvlText w:val="o"/>
@@ -1177,7 +1114,7 @@
         <w:rFonts w:ascii="Courier New" w:hAnsi="Courier New" w:hint="default"/>
       </w:rPr>
     </w:lvl>
-    <w:lvl w:ilvl="2" w:tplc="11B6E1EA">
+    <w:lvl w:ilvl="2" w:tplc="B13E3648">
       <w:start w:val="1"/>
       <w:numFmt w:val="bullet"/>
       <w:lvlText w:val=""/>
@@ -1189,7 +1126,7 @@
         <w:rFonts w:ascii="Wingdings" w:hAnsi="Wingdings" w:hint="default"/>
       </w:rPr>
     </w:lvl>
-    <w:lvl w:ilvl="3" w:tplc="7DE8B5D8">
+    <w:lvl w:ilvl="3" w:tplc="B0ECC7B4">
       <w:start w:val="1"/>
       <w:numFmt w:val="bullet"/>
       <w:lvlText w:val=""/>
@@ -1201,7 +1138,7 @@
         <w:rFonts w:ascii="Symbol" w:hAnsi="Symbol" w:hint="default"/>
       </w:rPr>
     </w:lvl>
-    <w:lvl w:ilvl="4" w:tplc="97FE59FE">
+    <w:lvl w:ilvl="4" w:tplc="C21654C6">
       <w:start w:val="1"/>
       <w:numFmt w:val="bullet"/>
       <w:lvlText w:val="o"/>
@@ -1213,7 +1150,7 @@
         <w:rFonts w:ascii="Courier New" w:hAnsi="Courier New" w:hint="default"/>
       </w:rPr>
     </w:lvl>
-    <w:lvl w:ilvl="5" w:tplc="EC122B9E">
+    <w:lvl w:ilvl="5" w:tplc="93D036C2">
       <w:start w:val="1"/>
       <w:numFmt w:val="bullet"/>
       <w:lvlText w:val=""/>
@@ -1225,7 +1162,7 @@
         <w:rFonts w:ascii="Wingdings" w:hAnsi="Wingdings" w:hint="default"/>
       </w:rPr>
     </w:lvl>
-    <w:lvl w:ilvl="6" w:tplc="B40A8B16">
+    <w:lvl w:ilvl="6" w:tplc="110E93AE">
       <w:start w:val="1"/>
       <w:numFmt w:val="bullet"/>
       <w:lvlText w:val=""/>
@@ -1237,7 +1174,7 @@
         <w:rFonts w:ascii="Symbol" w:hAnsi="Symbol" w:hint="default"/>
       </w:rPr>
     </w:lvl>
-    <w:lvl w:ilvl="7" w:tplc="4FDABAA8">
+    <w:lvl w:ilvl="7" w:tplc="17B6F198">
       <w:start w:val="1"/>
       <w:numFmt w:val="bullet"/>
       <w:lvlText w:val="o"/>
@@ -1249,7 +1186,7 @@
         <w:rFonts w:ascii="Courier New" w:hAnsi="Courier New" w:hint="default"/>
       </w:rPr>
     </w:lvl>
-    <w:lvl w:ilvl="8" w:tplc="54582076">
+    <w:lvl w:ilvl="8" w:tplc="0E62266C">
       <w:start w:val="1"/>
       <w:numFmt w:val="bullet"/>
       <w:lvlText w:val=""/>
@@ -1266,7 +1203,7 @@
     <w:nsid w:val="25BF24FA"/>
     <w:multiLevelType w:val="hybridMultilevel"/>
     <w:tmpl w:val="FFFFFFFF"/>
-    <w:lvl w:ilvl="0" w:tplc="002C09F2">
+    <w:lvl w:ilvl="0" w:tplc="A664C240">
       <w:start w:val="1"/>
       <w:numFmt w:val="bullet"/>
       <w:lvlText w:val="-"/>
@@ -1278,7 +1215,7 @@
         <w:rFonts w:ascii="Aptos" w:hAnsi="Aptos" w:hint="default"/>
       </w:rPr>
     </w:lvl>
-    <w:lvl w:ilvl="1" w:tplc="EC8077F0">
+    <w:lvl w:ilvl="1" w:tplc="9DF42848">
       <w:start w:val="1"/>
       <w:numFmt w:val="bullet"/>
       <w:lvlText w:val="o"/>
@@ -1290,7 +1227,7 @@
         <w:rFonts w:ascii="Courier New" w:hAnsi="Courier New" w:hint="default"/>
       </w:rPr>
     </w:lvl>
-    <w:lvl w:ilvl="2" w:tplc="C4DCD300">
+    <w:lvl w:ilvl="2" w:tplc="B55C3E96">
       <w:start w:val="1"/>
       <w:numFmt w:val="bullet"/>
       <w:lvlText w:val=""/>
@@ -1302,7 +1239,7 @@
         <w:rFonts w:ascii="Wingdings" w:hAnsi="Wingdings" w:hint="default"/>
       </w:rPr>
     </w:lvl>
-    <w:lvl w:ilvl="3" w:tplc="2A080262">
+    <w:lvl w:ilvl="3" w:tplc="81DAF88C">
       <w:start w:val="1"/>
       <w:numFmt w:val="bullet"/>
       <w:lvlText w:val=""/>
@@ -1314,7 +1251,7 @@
         <w:rFonts w:ascii="Symbol" w:hAnsi="Symbol" w:hint="default"/>
       </w:rPr>
     </w:lvl>
-    <w:lvl w:ilvl="4" w:tplc="DAE062F6">
+    <w:lvl w:ilvl="4" w:tplc="DBD40018">
       <w:start w:val="1"/>
       <w:numFmt w:val="bullet"/>
       <w:lvlText w:val="o"/>
@@ -1326,7 +1263,7 @@
         <w:rFonts w:ascii="Courier New" w:hAnsi="Courier New" w:hint="default"/>
       </w:rPr>
     </w:lvl>
-    <w:lvl w:ilvl="5" w:tplc="114E31FE">
+    <w:lvl w:ilvl="5" w:tplc="0FDE3260">
       <w:start w:val="1"/>
       <w:numFmt w:val="bullet"/>
       <w:lvlText w:val=""/>
@@ -1338,7 +1275,7 @@
         <w:rFonts w:ascii="Wingdings" w:hAnsi="Wingdings" w:hint="default"/>
       </w:rPr>
     </w:lvl>
-    <w:lvl w:ilvl="6" w:tplc="47A4DD20">
+    <w:lvl w:ilvl="6" w:tplc="0A7A7032">
       <w:start w:val="1"/>
       <w:numFmt w:val="bullet"/>
       <w:lvlText w:val=""/>
@@ -1350,7 +1287,7 @@
         <w:rFonts w:ascii="Symbol" w:hAnsi="Symbol" w:hint="default"/>
       </w:rPr>
     </w:lvl>
-    <w:lvl w:ilvl="7" w:tplc="9D264F32">
+    <w:lvl w:ilvl="7" w:tplc="9C1A22A2">
       <w:start w:val="1"/>
       <w:numFmt w:val="bullet"/>
       <w:lvlText w:val="o"/>
@@ -1362,7 +1299,7 @@
         <w:rFonts w:ascii="Courier New" w:hAnsi="Courier New" w:hint="default"/>
       </w:rPr>
     </w:lvl>
-    <w:lvl w:ilvl="8" w:tplc="B352DC62">
+    <w:lvl w:ilvl="8" w:tplc="0484BB94">
       <w:start w:val="1"/>
       <w:numFmt w:val="bullet"/>
       <w:lvlText w:val=""/>
@@ -1379,7 +1316,7 @@
     <w:nsid w:val="3F1BA2A0"/>
     <w:multiLevelType w:val="hybridMultilevel"/>
     <w:tmpl w:val="FFFFFFFF"/>
-    <w:lvl w:ilvl="0" w:tplc="0158FCB4">
+    <w:lvl w:ilvl="0" w:tplc="8C120A2A">
       <w:start w:val="1"/>
       <w:numFmt w:val="bullet"/>
       <w:lvlText w:val=""/>
@@ -1391,7 +1328,7 @@
         <w:rFonts w:ascii="Symbol" w:hAnsi="Symbol" w:hint="default"/>
       </w:rPr>
     </w:lvl>
-    <w:lvl w:ilvl="1" w:tplc="40A2E916">
+    <w:lvl w:ilvl="1" w:tplc="4738B5E6">
       <w:start w:val="1"/>
       <w:numFmt w:val="bullet"/>
       <w:lvlText w:val="o"/>
@@ -1403,7 +1340,7 @@
         <w:rFonts w:ascii="Courier New" w:hAnsi="Courier New" w:hint="default"/>
       </w:rPr>
     </w:lvl>
-    <w:lvl w:ilvl="2" w:tplc="7402F264">
+    <w:lvl w:ilvl="2" w:tplc="E0886118">
       <w:start w:val="1"/>
       <w:numFmt w:val="bullet"/>
       <w:lvlText w:val=""/>
@@ -1415,7 +1352,7 @@
         <w:rFonts w:ascii="Wingdings" w:hAnsi="Wingdings" w:hint="default"/>
       </w:rPr>
     </w:lvl>
-    <w:lvl w:ilvl="3" w:tplc="8512A782">
+    <w:lvl w:ilvl="3" w:tplc="4F526432">
       <w:start w:val="1"/>
       <w:numFmt w:val="bullet"/>
       <w:lvlText w:val=""/>
@@ -1427,7 +1364,7 @@
         <w:rFonts w:ascii="Symbol" w:hAnsi="Symbol" w:hint="default"/>
       </w:rPr>
     </w:lvl>
-    <w:lvl w:ilvl="4" w:tplc="988CCF72">
+    <w:lvl w:ilvl="4" w:tplc="2746F44C">
       <w:start w:val="1"/>
       <w:numFmt w:val="bullet"/>
       <w:lvlText w:val="o"/>
@@ -1439,7 +1376,7 @@
         <w:rFonts w:ascii="Courier New" w:hAnsi="Courier New" w:hint="default"/>
       </w:rPr>
     </w:lvl>
-    <w:lvl w:ilvl="5" w:tplc="01BCE9EE">
+    <w:lvl w:ilvl="5" w:tplc="CF4AF9F4">
       <w:start w:val="1"/>
       <w:numFmt w:val="bullet"/>
       <w:lvlText w:val=""/>
@@ -1451,7 +1388,7 @@
         <w:rFonts w:ascii="Wingdings" w:hAnsi="Wingdings" w:hint="default"/>
       </w:rPr>
     </w:lvl>
-    <w:lvl w:ilvl="6" w:tplc="CF7E8E7A">
+    <w:lvl w:ilvl="6" w:tplc="BC0EE6F0">
       <w:start w:val="1"/>
       <w:numFmt w:val="bullet"/>
       <w:lvlText w:val=""/>
@@ -1463,7 +1400,7 @@
         <w:rFonts w:ascii="Symbol" w:hAnsi="Symbol" w:hint="default"/>
       </w:rPr>
     </w:lvl>
-    <w:lvl w:ilvl="7" w:tplc="5AE2FEFC">
+    <w:lvl w:ilvl="7" w:tplc="1E0CF33E">
       <w:start w:val="1"/>
       <w:numFmt w:val="bullet"/>
       <w:lvlText w:val="o"/>
@@ -1475,7 +1412,7 @@
         <w:rFonts w:ascii="Courier New" w:hAnsi="Courier New" w:hint="default"/>
       </w:rPr>
     </w:lvl>
-    <w:lvl w:ilvl="8" w:tplc="D5E8B756">
+    <w:lvl w:ilvl="8" w:tplc="49349EE0">
       <w:start w:val="1"/>
       <w:numFmt w:val="bullet"/>
       <w:lvlText w:val=""/>
@@ -1492,7 +1429,7 @@
     <w:nsid w:val="60A8F672"/>
     <w:multiLevelType w:val="hybridMultilevel"/>
     <w:tmpl w:val="FFFFFFFF"/>
-    <w:lvl w:ilvl="0" w:tplc="038A17AE">
+    <w:lvl w:ilvl="0" w:tplc="07A49732">
       <w:start w:val="1"/>
       <w:numFmt w:val="bullet"/>
       <w:lvlText w:val="-"/>
@@ -1504,7 +1441,7 @@
         <w:rFonts w:ascii="Aptos" w:hAnsi="Aptos" w:hint="default"/>
       </w:rPr>
     </w:lvl>
-    <w:lvl w:ilvl="1" w:tplc="C5E46F3E">
+    <w:lvl w:ilvl="1" w:tplc="C32E73E8">
       <w:start w:val="1"/>
       <w:numFmt w:val="bullet"/>
       <w:lvlText w:val="o"/>
@@ -1516,7 +1453,7 @@
         <w:rFonts w:ascii="Courier New" w:hAnsi="Courier New" w:hint="default"/>
       </w:rPr>
     </w:lvl>
-    <w:lvl w:ilvl="2" w:tplc="11729708">
+    <w:lvl w:ilvl="2" w:tplc="0A107D80">
       <w:start w:val="1"/>
       <w:numFmt w:val="bullet"/>
       <w:lvlText w:val=""/>
@@ -1528,7 +1465,7 @@
         <w:rFonts w:ascii="Wingdings" w:hAnsi="Wingdings" w:hint="default"/>
       </w:rPr>
     </w:lvl>
-    <w:lvl w:ilvl="3" w:tplc="7D92E62E">
+    <w:lvl w:ilvl="3" w:tplc="F3CC95AA">
       <w:start w:val="1"/>
       <w:numFmt w:val="bullet"/>
       <w:lvlText w:val=""/>
@@ -1540,7 +1477,7 @@
         <w:rFonts w:ascii="Symbol" w:hAnsi="Symbol" w:hint="default"/>
       </w:rPr>
     </w:lvl>
-    <w:lvl w:ilvl="4" w:tplc="20687B0C">
+    <w:lvl w:ilvl="4" w:tplc="2CB21B9C">
       <w:start w:val="1"/>
       <w:numFmt w:val="bullet"/>
       <w:lvlText w:val="o"/>
@@ -1552,7 +1489,7 @@
         <w:rFonts w:ascii="Courier New" w:hAnsi="Courier New" w:hint="default"/>
       </w:rPr>
     </w:lvl>
-    <w:lvl w:ilvl="5" w:tplc="F37689A6">
+    <w:lvl w:ilvl="5" w:tplc="991A260C">
       <w:start w:val="1"/>
       <w:numFmt w:val="bullet"/>
       <w:lvlText w:val=""/>
@@ -1564,7 +1501,7 @@
         <w:rFonts w:ascii="Wingdings" w:hAnsi="Wingdings" w:hint="default"/>
       </w:rPr>
     </w:lvl>
-    <w:lvl w:ilvl="6" w:tplc="3550CEBE">
+    <w:lvl w:ilvl="6" w:tplc="F17846EA">
       <w:start w:val="1"/>
       <w:numFmt w:val="bullet"/>
       <w:lvlText w:val=""/>
@@ -1576,7 +1513,7 @@
         <w:rFonts w:ascii="Symbol" w:hAnsi="Symbol" w:hint="default"/>
       </w:rPr>
     </w:lvl>
-    <w:lvl w:ilvl="7" w:tplc="EA7894FE">
+    <w:lvl w:ilvl="7" w:tplc="1292D56E">
       <w:start w:val="1"/>
       <w:numFmt w:val="bullet"/>
       <w:lvlText w:val="o"/>
@@ -1588,7 +1525,7 @@
         <w:rFonts w:ascii="Courier New" w:hAnsi="Courier New" w:hint="default"/>
       </w:rPr>
     </w:lvl>
-    <w:lvl w:ilvl="8" w:tplc="5BE85E62">
+    <w:lvl w:ilvl="8" w:tplc="549EC1C0">
       <w:start w:val="1"/>
       <w:numFmt w:val="bullet"/>
       <w:lvlText w:val=""/>
@@ -1605,7 +1542,7 @@
     <w:nsid w:val="647F0694"/>
     <w:multiLevelType w:val="hybridMultilevel"/>
     <w:tmpl w:val="FFFFFFFF"/>
-    <w:lvl w:ilvl="0" w:tplc="0BD8CCF4">
+    <w:lvl w:ilvl="0" w:tplc="B79A1C22">
       <w:start w:val="1"/>
       <w:numFmt w:val="decimal"/>
       <w:lvlText w:val="%1."/>
@@ -1614,7 +1551,7 @@
         <w:ind w:left="720" w:hanging="360"/>
       </w:pPr>
     </w:lvl>
-    <w:lvl w:ilvl="1" w:tplc="27BA7A3C">
+    <w:lvl w:ilvl="1" w:tplc="896A327E">
       <w:start w:val="1"/>
       <w:numFmt w:val="lowerLetter"/>
       <w:lvlText w:val="%2."/>
@@ -1623,7 +1560,7 @@
         <w:ind w:left="1440" w:hanging="360"/>
       </w:pPr>
     </w:lvl>
-    <w:lvl w:ilvl="2" w:tplc="D4DA5E5E">
+    <w:lvl w:ilvl="2" w:tplc="6BDC5824">
       <w:start w:val="1"/>
       <w:numFmt w:val="lowerRoman"/>
       <w:lvlText w:val="%3."/>
@@ -1632,7 +1569,7 @@
         <w:ind w:left="2160" w:hanging="180"/>
       </w:pPr>
     </w:lvl>
-    <w:lvl w:ilvl="3" w:tplc="BD7A647E">
+    <w:lvl w:ilvl="3" w:tplc="F6D63998">
       <w:start w:val="1"/>
       <w:numFmt w:val="decimal"/>
       <w:lvlText w:val="%4."/>
@@ -1641,7 +1578,7 @@
         <w:ind w:left="2880" w:hanging="360"/>
       </w:pPr>
     </w:lvl>
-    <w:lvl w:ilvl="4" w:tplc="D5BE8344">
+    <w:lvl w:ilvl="4" w:tplc="08143CDC">
       <w:start w:val="1"/>
       <w:numFmt w:val="lowerLetter"/>
       <w:lvlText w:val="%5."/>
@@ -1650,7 +1587,7 @@
         <w:ind w:left="3600" w:hanging="360"/>
       </w:pPr>
     </w:lvl>
-    <w:lvl w:ilvl="5" w:tplc="28C6BAC0">
+    <w:lvl w:ilvl="5" w:tplc="3F5C045A">
       <w:start w:val="1"/>
       <w:numFmt w:val="lowerRoman"/>
       <w:lvlText w:val="%6."/>
@@ -1659,7 +1596,7 @@
         <w:ind w:left="4320" w:hanging="180"/>
       </w:pPr>
     </w:lvl>
-    <w:lvl w:ilvl="6" w:tplc="E02479FE">
+    <w:lvl w:ilvl="6" w:tplc="58285830">
       <w:start w:val="1"/>
       <w:numFmt w:val="decimal"/>
       <w:lvlText w:val="%7."/>
@@ -1668,7 +1605,7 @@
         <w:ind w:left="5040" w:hanging="360"/>
       </w:pPr>
     </w:lvl>
-    <w:lvl w:ilvl="7" w:tplc="7CB00E68">
+    <w:lvl w:ilvl="7" w:tplc="89527BA8">
       <w:start w:val="1"/>
       <w:numFmt w:val="lowerLetter"/>
       <w:lvlText w:val="%8."/>
@@ -1677,7 +1614,7 @@
         <w:ind w:left="5760" w:hanging="360"/>
       </w:pPr>
     </w:lvl>
-    <w:lvl w:ilvl="8" w:tplc="103C36D8">
+    <w:lvl w:ilvl="8" w:tplc="55DC6456">
       <w:start w:val="1"/>
       <w:numFmt w:val="lowerRoman"/>
       <w:lvlText w:val="%9."/>
@@ -1691,7 +1628,7 @@
     <w:nsid w:val="65521CBB"/>
     <w:multiLevelType w:val="hybridMultilevel"/>
     <w:tmpl w:val="FFFFFFFF"/>
-    <w:lvl w:ilvl="0" w:tplc="FF3E8B98">
+    <w:lvl w:ilvl="0" w:tplc="179057F4">
       <w:start w:val="1"/>
       <w:numFmt w:val="bullet"/>
       <w:lvlText w:val="-"/>
@@ -1703,7 +1640,7 @@
         <w:rFonts w:ascii="Aptos" w:hAnsi="Aptos" w:hint="default"/>
       </w:rPr>
     </w:lvl>
-    <w:lvl w:ilvl="1" w:tplc="BEFE9E46">
+    <w:lvl w:ilvl="1" w:tplc="A3E4FA96">
       <w:start w:val="1"/>
       <w:numFmt w:val="bullet"/>
       <w:lvlText w:val="o"/>
@@ -1715,7 +1652,7 @@
         <w:rFonts w:ascii="Courier New" w:hAnsi="Courier New" w:hint="default"/>
       </w:rPr>
     </w:lvl>
-    <w:lvl w:ilvl="2" w:tplc="6FF20190">
+    <w:lvl w:ilvl="2" w:tplc="DA22D8A6">
       <w:start w:val="1"/>
       <w:numFmt w:val="bullet"/>
       <w:lvlText w:val=""/>
@@ -1727,7 +1664,7 @@
         <w:rFonts w:ascii="Wingdings" w:hAnsi="Wingdings" w:hint="default"/>
       </w:rPr>
     </w:lvl>
-    <w:lvl w:ilvl="3" w:tplc="700630C6">
+    <w:lvl w:ilvl="3" w:tplc="F61654AC">
       <w:start w:val="1"/>
       <w:numFmt w:val="bullet"/>
       <w:lvlText w:val=""/>
@@ -1739,7 +1676,7 @@
         <w:rFonts w:ascii="Symbol" w:hAnsi="Symbol" w:hint="default"/>
       </w:rPr>
     </w:lvl>
-    <w:lvl w:ilvl="4" w:tplc="74B0E254">
+    <w:lvl w:ilvl="4" w:tplc="BE7ACAE6">
       <w:start w:val="1"/>
       <w:numFmt w:val="bullet"/>
       <w:lvlText w:val="o"/>
@@ -1751,7 +1688,7 @@
         <w:rFonts w:ascii="Courier New" w:hAnsi="Courier New" w:hint="default"/>
       </w:rPr>
     </w:lvl>
-    <w:lvl w:ilvl="5" w:tplc="4B986CEA">
+    <w:lvl w:ilvl="5" w:tplc="6B249EB4">
       <w:start w:val="1"/>
       <w:numFmt w:val="bullet"/>
       <w:lvlText w:val=""/>
@@ -1763,7 +1700,7 @@
         <w:rFonts w:ascii="Wingdings" w:hAnsi="Wingdings" w:hint="default"/>
       </w:rPr>
     </w:lvl>
-    <w:lvl w:ilvl="6" w:tplc="C88C4148">
+    <w:lvl w:ilvl="6" w:tplc="C64856C2">
       <w:start w:val="1"/>
       <w:numFmt w:val="bullet"/>
       <w:lvlText w:val=""/>
@@ -1775,7 +1712,7 @@
         <w:rFonts w:ascii="Symbol" w:hAnsi="Symbol" w:hint="default"/>
       </w:rPr>
     </w:lvl>
-    <w:lvl w:ilvl="7" w:tplc="FCBE87CA">
+    <w:lvl w:ilvl="7" w:tplc="A6E4297C">
       <w:start w:val="1"/>
       <w:numFmt w:val="bullet"/>
       <w:lvlText w:val="o"/>
@@ -1787,7 +1724,7 @@
         <w:rFonts w:ascii="Courier New" w:hAnsi="Courier New" w:hint="default"/>
       </w:rPr>
     </w:lvl>
-    <w:lvl w:ilvl="8" w:tplc="DE969EA4">
+    <w:lvl w:ilvl="8" w:tplc="F45C2AEA">
       <w:start w:val="1"/>
       <w:numFmt w:val="bullet"/>
       <w:lvlText w:val=""/>
@@ -1804,7 +1741,7 @@
     <w:nsid w:val="794D7C51"/>
     <w:multiLevelType w:val="hybridMultilevel"/>
     <w:tmpl w:val="FFFFFFFF"/>
-    <w:lvl w:ilvl="0" w:tplc="C89EC87E">
+    <w:lvl w:ilvl="0" w:tplc="0BBA365A">
       <w:start w:val="1"/>
       <w:numFmt w:val="decimal"/>
       <w:lvlText w:val="%1."/>
@@ -1813,7 +1750,7 @@
         <w:ind w:left="720" w:hanging="360"/>
       </w:pPr>
     </w:lvl>
-    <w:lvl w:ilvl="1" w:tplc="1292F050">
+    <w:lvl w:ilvl="1" w:tplc="8846497C">
       <w:start w:val="1"/>
       <w:numFmt w:val="lowerLetter"/>
       <w:lvlText w:val="%2."/>
@@ -1822,7 +1759,7 @@
         <w:ind w:left="1440" w:hanging="360"/>
       </w:pPr>
     </w:lvl>
-    <w:lvl w:ilvl="2" w:tplc="D032CE3C">
+    <w:lvl w:ilvl="2" w:tplc="960E3F2A">
       <w:start w:val="1"/>
       <w:numFmt w:val="lowerRoman"/>
       <w:lvlText w:val="%3."/>
@@ -1831,7 +1768,7 @@
         <w:ind w:left="2160" w:hanging="180"/>
       </w:pPr>
     </w:lvl>
-    <w:lvl w:ilvl="3" w:tplc="7E68FE66">
+    <w:lvl w:ilvl="3" w:tplc="C1C66F7A">
       <w:start w:val="1"/>
       <w:numFmt w:val="decimal"/>
       <w:lvlText w:val="%4."/>
@@ -1840,7 +1777,7 @@
         <w:ind w:left="2880" w:hanging="360"/>
       </w:pPr>
     </w:lvl>
-    <w:lvl w:ilvl="4" w:tplc="3A6A82D6">
+    <w:lvl w:ilvl="4" w:tplc="F66AFF28">
       <w:start w:val="1"/>
       <w:numFmt w:val="lowerLetter"/>
       <w:lvlText w:val="%5."/>
@@ -1849,7 +1786,7 @@
         <w:ind w:left="3600" w:hanging="360"/>
       </w:pPr>
     </w:lvl>
-    <w:lvl w:ilvl="5" w:tplc="D194A966">
+    <w:lvl w:ilvl="5" w:tplc="63E47F30">
       <w:start w:val="1"/>
       <w:numFmt w:val="lowerRoman"/>
       <w:lvlText w:val="%6."/>
@@ -1858,7 +1795,7 @@
         <w:ind w:left="4320" w:hanging="180"/>
       </w:pPr>
     </w:lvl>
-    <w:lvl w:ilvl="6" w:tplc="1CC66334">
+    <w:lvl w:ilvl="6" w:tplc="F8B494D4">
       <w:start w:val="1"/>
       <w:numFmt w:val="decimal"/>
       <w:lvlText w:val="%7."/>
@@ -1867,7 +1804,7 @@
         <w:ind w:left="5040" w:hanging="360"/>
       </w:pPr>
     </w:lvl>
-    <w:lvl w:ilvl="7" w:tplc="341EE296">
+    <w:lvl w:ilvl="7" w:tplc="1E1A2F7A">
       <w:start w:val="1"/>
       <w:numFmt w:val="lowerLetter"/>
       <w:lvlText w:val="%8."/>
@@ -1876,7 +1813,7 @@
         <w:ind w:left="5760" w:hanging="360"/>
       </w:pPr>
     </w:lvl>
-    <w:lvl w:ilvl="8" w:tplc="56683570">
+    <w:lvl w:ilvl="8" w:tplc="EBD4BFF6">
       <w:start w:val="1"/>
       <w:numFmt w:val="lowerRoman"/>
       <w:lvlText w:val="%9."/>
@@ -1886,34 +1823,34 @@
       </w:pPr>
     </w:lvl>
   </w:abstractNum>
-  <w:num w:numId="1" w16cid:durableId="2022849218">
+  <w:num w:numId="1" w16cid:durableId="2085489787">
     <w:abstractNumId w:val="0"/>
   </w:num>
-  <w:num w:numId="2" w16cid:durableId="1154685947">
+  <w:num w:numId="2" w16cid:durableId="651762250">
     <w:abstractNumId w:val="4"/>
   </w:num>
-  <w:num w:numId="3" w16cid:durableId="19401494">
+  <w:num w:numId="3" w16cid:durableId="2083596932">
     <w:abstractNumId w:val="8"/>
   </w:num>
-  <w:num w:numId="4" w16cid:durableId="1687826174">
+  <w:num w:numId="4" w16cid:durableId="1743411858">
     <w:abstractNumId w:val="6"/>
   </w:num>
-  <w:num w:numId="5" w16cid:durableId="1445076736">
+  <w:num w:numId="5" w16cid:durableId="569653586">
     <w:abstractNumId w:val="1"/>
   </w:num>
-  <w:num w:numId="6" w16cid:durableId="1745570029">
+  <w:num w:numId="6" w16cid:durableId="213198400">
     <w:abstractNumId w:val="3"/>
   </w:num>
-  <w:num w:numId="7" w16cid:durableId="1084691601">
+  <w:num w:numId="7" w16cid:durableId="1136412770">
     <w:abstractNumId w:val="9"/>
   </w:num>
-  <w:num w:numId="8" w16cid:durableId="595212967">
+  <w:num w:numId="8" w16cid:durableId="1279994362">
     <w:abstractNumId w:val="2"/>
   </w:num>
-  <w:num w:numId="9" w16cid:durableId="1708407767">
+  <w:num w:numId="9" w16cid:durableId="1114400426">
     <w:abstractNumId w:val="5"/>
   </w:num>
-  <w:num w:numId="10" w16cid:durableId="659582865">
+  <w:num w:numId="10" w16cid:durableId="1500653679">
     <w:abstractNumId w:val="7"/>
   </w:num>
 </w:numbering>

--- a/Pekan-03/Futuwah Iqamatul Haqi_707012500099_JurnalModul3.docx
+++ b/Pekan-03/Futuwah Iqamatul Haqi_707012500099_JurnalModul3.docx
@@ -403,7 +403,7 @@
           <w:noProof/>
         </w:rPr>
         <w:drawing>
-          <wp:inline distT="0" distB="0" distL="0" distR="0" wp14:anchorId="2B37C3E8" wp14:editId="1B6FADB0">
+          <wp:inline distT="0" distB="0" distL="0" distR="0" wp14:anchorId="2B37C3E8" wp14:editId="3C41656E">
             <wp:extent cx="2952750" cy="5724525"/>
             <wp:effectExtent l="0" t="0" r="0" b="0"/>
             <wp:docPr id="1358539995" name="drawing"/>
@@ -458,7 +458,54 @@
         <w:t>Output ;</w:t>
       </w:r>
     </w:p>
-    <w:p/>
+    <w:p>
+      <w:r>
+        <w:rPr>
+          <w:noProof/>
+        </w:rPr>
+        <w:drawing>
+          <wp:inline distT="0" distB="0" distL="0" distR="0" wp14:anchorId="3BADD71C" wp14:editId="4212259D">
+            <wp:extent cx="5724525" cy="1371600"/>
+            <wp:effectExtent l="0" t="0" r="0" b="0"/>
+            <wp:docPr id="338878478" name="drawing"/>
+            <wp:cNvGraphicFramePr>
+              <a:graphicFrameLocks xmlns:a="http://schemas.openxmlformats.org/drawingml/2006/main" noChangeAspect="1"/>
+            </wp:cNvGraphicFramePr>
+            <a:graphic xmlns:a="http://schemas.openxmlformats.org/drawingml/2006/main">
+              <a:graphicData uri="http://schemas.openxmlformats.org/drawingml/2006/picture">
+                <pic:pic xmlns:pic="http://schemas.openxmlformats.org/drawingml/2006/picture">
+                  <pic:nvPicPr>
+                    <pic:cNvPr id="338878478" name="Picture 338878478"/>
+                    <pic:cNvPicPr/>
+                  </pic:nvPicPr>
+                  <pic:blipFill>
+                    <a:blip r:embed="rId7">
+                      <a:extLst>
+                        <a:ext uri="{28A0092B-C50C-407E-A947-70E740481C1C}">
+                          <a14:useLocalDpi xmlns:a14="http://schemas.microsoft.com/office/drawing/2010/main"/>
+                        </a:ext>
+                      </a:extLst>
+                    </a:blip>
+                    <a:stretch>
+                      <a:fillRect/>
+                    </a:stretch>
+                  </pic:blipFill>
+                  <pic:spPr>
+                    <a:xfrm>
+                      <a:off x="0" y="0"/>
+                      <a:ext cx="5724525" cy="1371600"/>
+                    </a:xfrm>
+                    <a:prstGeom prst="rect">
+                      <a:avLst/>
+                    </a:prstGeom>
+                  </pic:spPr>
+                </pic:pic>
+              </a:graphicData>
+            </a:graphic>
+          </wp:inline>
+        </w:drawing>
+      </w:r>
+    </w:p>
     <w:p>
       <w:pPr>
         <w:rPr>
@@ -502,7 +549,7 @@
           <w:noProof/>
         </w:rPr>
         <w:drawing>
-          <wp:inline distT="0" distB="0" distL="0" distR="0" wp14:anchorId="38CE5FC4" wp14:editId="63B62BF8">
+          <wp:inline distT="0" distB="0" distL="0" distR="0" wp14:anchorId="38CE5FC4" wp14:editId="0B1C1255">
             <wp:extent cx="4286250" cy="5724525"/>
             <wp:effectExtent l="0" t="0" r="0" b="0"/>
             <wp:docPr id="785736356" name="drawing"/>
@@ -517,7 +564,7 @@
                     <pic:cNvPicPr/>
                   </pic:nvPicPr>
                   <pic:blipFill>
-                    <a:blip r:embed="rId7">
+                    <a:blip r:embed="rId8">
                       <a:extLst>
                         <a:ext uri="{28A0092B-C50C-407E-A947-70E740481C1C}">
                           <a14:useLocalDpi xmlns:a14="http://schemas.microsoft.com/office/drawing/2010/main"/>
@@ -583,7 +630,7 @@
                     <pic:cNvPicPr/>
                   </pic:nvPicPr>
                   <pic:blipFill>
-                    <a:blip r:embed="rId8">
+                    <a:blip r:embed="rId9">
                       <a:extLst>
                         <a:ext uri="{28A0092B-C50C-407E-A947-70E740481C1C}">
                           <a14:useLocalDpi xmlns:a14="http://schemas.microsoft.com/office/drawing/2010/main"/>
@@ -751,7 +798,7 @@
     <w:nsid w:val="05E16036"/>
     <w:multiLevelType w:val="hybridMultilevel"/>
     <w:tmpl w:val="FFFFFFFF"/>
-    <w:lvl w:ilvl="0" w:tplc="10561854">
+    <w:lvl w:ilvl="0" w:tplc="0824BD44">
       <w:start w:val="1"/>
       <w:numFmt w:val="bullet"/>
       <w:lvlText w:val="-"/>
@@ -763,7 +810,7 @@
         <w:rFonts w:ascii="Aptos" w:hAnsi="Aptos" w:hint="default"/>
       </w:rPr>
     </w:lvl>
-    <w:lvl w:ilvl="1" w:tplc="B5365286">
+    <w:lvl w:ilvl="1" w:tplc="6F78AFB4">
       <w:start w:val="1"/>
       <w:numFmt w:val="bullet"/>
       <w:lvlText w:val="o"/>
@@ -775,7 +822,7 @@
         <w:rFonts w:ascii="Courier New" w:hAnsi="Courier New" w:hint="default"/>
       </w:rPr>
     </w:lvl>
-    <w:lvl w:ilvl="2" w:tplc="3CCCE4B4">
+    <w:lvl w:ilvl="2" w:tplc="0260620E">
       <w:start w:val="1"/>
       <w:numFmt w:val="bullet"/>
       <w:lvlText w:val=""/>
@@ -787,7 +834,7 @@
         <w:rFonts w:ascii="Wingdings" w:hAnsi="Wingdings" w:hint="default"/>
       </w:rPr>
     </w:lvl>
-    <w:lvl w:ilvl="3" w:tplc="5A1C52A0">
+    <w:lvl w:ilvl="3" w:tplc="14242070">
       <w:start w:val="1"/>
       <w:numFmt w:val="bullet"/>
       <w:lvlText w:val=""/>
@@ -799,7 +846,7 @@
         <w:rFonts w:ascii="Symbol" w:hAnsi="Symbol" w:hint="default"/>
       </w:rPr>
     </w:lvl>
-    <w:lvl w:ilvl="4" w:tplc="3C40E7DA">
+    <w:lvl w:ilvl="4" w:tplc="ABA210C0">
       <w:start w:val="1"/>
       <w:numFmt w:val="bullet"/>
       <w:lvlText w:val="o"/>
@@ -811,7 +858,7 @@
         <w:rFonts w:ascii="Courier New" w:hAnsi="Courier New" w:hint="default"/>
       </w:rPr>
     </w:lvl>
-    <w:lvl w:ilvl="5" w:tplc="45EE0A8C">
+    <w:lvl w:ilvl="5" w:tplc="0648498E">
       <w:start w:val="1"/>
       <w:numFmt w:val="bullet"/>
       <w:lvlText w:val=""/>
@@ -823,7 +870,7 @@
         <w:rFonts w:ascii="Wingdings" w:hAnsi="Wingdings" w:hint="default"/>
       </w:rPr>
     </w:lvl>
-    <w:lvl w:ilvl="6" w:tplc="185E1CAE">
+    <w:lvl w:ilvl="6" w:tplc="21BED548">
       <w:start w:val="1"/>
       <w:numFmt w:val="bullet"/>
       <w:lvlText w:val=""/>
@@ -835,7 +882,7 @@
         <w:rFonts w:ascii="Symbol" w:hAnsi="Symbol" w:hint="default"/>
       </w:rPr>
     </w:lvl>
-    <w:lvl w:ilvl="7" w:tplc="BDDE9A24">
+    <w:lvl w:ilvl="7" w:tplc="ECE82D86">
       <w:start w:val="1"/>
       <w:numFmt w:val="bullet"/>
       <w:lvlText w:val="o"/>
@@ -847,7 +894,7 @@
         <w:rFonts w:ascii="Courier New" w:hAnsi="Courier New" w:hint="default"/>
       </w:rPr>
     </w:lvl>
-    <w:lvl w:ilvl="8" w:tplc="DA5A62E6">
+    <w:lvl w:ilvl="8" w:tplc="CB647166">
       <w:start w:val="1"/>
       <w:numFmt w:val="bullet"/>
       <w:lvlText w:val=""/>
@@ -864,7 +911,7 @@
     <w:nsid w:val="17223834"/>
     <w:multiLevelType w:val="hybridMultilevel"/>
     <w:tmpl w:val="FFFFFFFF"/>
-    <w:lvl w:ilvl="0" w:tplc="25EC15E2">
+    <w:lvl w:ilvl="0" w:tplc="C98EC6D4">
       <w:start w:val="1"/>
       <w:numFmt w:val="bullet"/>
       <w:lvlText w:val="-"/>
@@ -876,7 +923,7 @@
         <w:rFonts w:ascii="Aptos" w:hAnsi="Aptos" w:hint="default"/>
       </w:rPr>
     </w:lvl>
-    <w:lvl w:ilvl="1" w:tplc="C8D076F8">
+    <w:lvl w:ilvl="1" w:tplc="264C82FA">
       <w:start w:val="1"/>
       <w:numFmt w:val="bullet"/>
       <w:lvlText w:val="o"/>
@@ -888,7 +935,7 @@
         <w:rFonts w:ascii="Courier New" w:hAnsi="Courier New" w:hint="default"/>
       </w:rPr>
     </w:lvl>
-    <w:lvl w:ilvl="2" w:tplc="AA0870EE">
+    <w:lvl w:ilvl="2" w:tplc="155847E2">
       <w:start w:val="1"/>
       <w:numFmt w:val="bullet"/>
       <w:lvlText w:val=""/>
@@ -900,7 +947,7 @@
         <w:rFonts w:ascii="Wingdings" w:hAnsi="Wingdings" w:hint="default"/>
       </w:rPr>
     </w:lvl>
-    <w:lvl w:ilvl="3" w:tplc="FA287634">
+    <w:lvl w:ilvl="3" w:tplc="25720384">
       <w:start w:val="1"/>
       <w:numFmt w:val="bullet"/>
       <w:lvlText w:val=""/>
@@ -912,7 +959,7 @@
         <w:rFonts w:ascii="Symbol" w:hAnsi="Symbol" w:hint="default"/>
       </w:rPr>
     </w:lvl>
-    <w:lvl w:ilvl="4" w:tplc="0936AD88">
+    <w:lvl w:ilvl="4" w:tplc="5F384B66">
       <w:start w:val="1"/>
       <w:numFmt w:val="bullet"/>
       <w:lvlText w:val="o"/>
@@ -924,7 +971,7 @@
         <w:rFonts w:ascii="Courier New" w:hAnsi="Courier New" w:hint="default"/>
       </w:rPr>
     </w:lvl>
-    <w:lvl w:ilvl="5" w:tplc="CEF04FD2">
+    <w:lvl w:ilvl="5" w:tplc="FDDEC0F4">
       <w:start w:val="1"/>
       <w:numFmt w:val="bullet"/>
       <w:lvlText w:val=""/>
@@ -936,7 +983,7 @@
         <w:rFonts w:ascii="Wingdings" w:hAnsi="Wingdings" w:hint="default"/>
       </w:rPr>
     </w:lvl>
-    <w:lvl w:ilvl="6" w:tplc="B0DA1284">
+    <w:lvl w:ilvl="6" w:tplc="FBAEC3C6">
       <w:start w:val="1"/>
       <w:numFmt w:val="bullet"/>
       <w:lvlText w:val=""/>
@@ -948,7 +995,7 @@
         <w:rFonts w:ascii="Symbol" w:hAnsi="Symbol" w:hint="default"/>
       </w:rPr>
     </w:lvl>
-    <w:lvl w:ilvl="7" w:tplc="D864362E">
+    <w:lvl w:ilvl="7" w:tplc="166C9CC6">
       <w:start w:val="1"/>
       <w:numFmt w:val="bullet"/>
       <w:lvlText w:val="o"/>
@@ -960,7 +1007,7 @@
         <w:rFonts w:ascii="Courier New" w:hAnsi="Courier New" w:hint="default"/>
       </w:rPr>
     </w:lvl>
-    <w:lvl w:ilvl="8" w:tplc="F6E40AA8">
+    <w:lvl w:ilvl="8" w:tplc="EFAAD168">
       <w:start w:val="1"/>
       <w:numFmt w:val="bullet"/>
       <w:lvlText w:val=""/>
@@ -977,7 +1024,7 @@
     <w:nsid w:val="1B97AFBE"/>
     <w:multiLevelType w:val="hybridMultilevel"/>
     <w:tmpl w:val="FFFFFFFF"/>
-    <w:lvl w:ilvl="0" w:tplc="5DBC9316">
+    <w:lvl w:ilvl="0" w:tplc="23E6B962">
       <w:start w:val="1"/>
       <w:numFmt w:val="bullet"/>
       <w:lvlText w:val=""/>
@@ -989,7 +1036,7 @@
         <w:rFonts w:ascii="Symbol" w:hAnsi="Symbol" w:hint="default"/>
       </w:rPr>
     </w:lvl>
-    <w:lvl w:ilvl="1" w:tplc="3B4680D6">
+    <w:lvl w:ilvl="1" w:tplc="73A02C6A">
       <w:start w:val="1"/>
       <w:numFmt w:val="bullet"/>
       <w:lvlText w:val="o"/>
@@ -1001,7 +1048,7 @@
         <w:rFonts w:ascii="Courier New" w:hAnsi="Courier New" w:hint="default"/>
       </w:rPr>
     </w:lvl>
-    <w:lvl w:ilvl="2" w:tplc="01208200">
+    <w:lvl w:ilvl="2" w:tplc="28C21084">
       <w:start w:val="1"/>
       <w:numFmt w:val="bullet"/>
       <w:lvlText w:val=""/>
@@ -1013,7 +1060,7 @@
         <w:rFonts w:ascii="Wingdings" w:hAnsi="Wingdings" w:hint="default"/>
       </w:rPr>
     </w:lvl>
-    <w:lvl w:ilvl="3" w:tplc="9BF46C9E">
+    <w:lvl w:ilvl="3" w:tplc="0456CE3E">
       <w:start w:val="1"/>
       <w:numFmt w:val="bullet"/>
       <w:lvlText w:val=""/>
@@ -1025,7 +1072,7 @@
         <w:rFonts w:ascii="Symbol" w:hAnsi="Symbol" w:hint="default"/>
       </w:rPr>
     </w:lvl>
-    <w:lvl w:ilvl="4" w:tplc="7AEABE94">
+    <w:lvl w:ilvl="4" w:tplc="CE7CE050">
       <w:start w:val="1"/>
       <w:numFmt w:val="bullet"/>
       <w:lvlText w:val="o"/>
@@ -1037,7 +1084,7 @@
         <w:rFonts w:ascii="Courier New" w:hAnsi="Courier New" w:hint="default"/>
       </w:rPr>
     </w:lvl>
-    <w:lvl w:ilvl="5" w:tplc="DEC03088">
+    <w:lvl w:ilvl="5" w:tplc="016022F8">
       <w:start w:val="1"/>
       <w:numFmt w:val="bullet"/>
       <w:lvlText w:val=""/>
@@ -1049,7 +1096,7 @@
         <w:rFonts w:ascii="Wingdings" w:hAnsi="Wingdings" w:hint="default"/>
       </w:rPr>
     </w:lvl>
-    <w:lvl w:ilvl="6" w:tplc="60AAF022">
+    <w:lvl w:ilvl="6" w:tplc="CC3A4C10">
       <w:start w:val="1"/>
       <w:numFmt w:val="bullet"/>
       <w:lvlText w:val=""/>
@@ -1061,7 +1108,7 @@
         <w:rFonts w:ascii="Symbol" w:hAnsi="Symbol" w:hint="default"/>
       </w:rPr>
     </w:lvl>
-    <w:lvl w:ilvl="7" w:tplc="E8F813B4">
+    <w:lvl w:ilvl="7" w:tplc="74F8ABC2">
       <w:start w:val="1"/>
       <w:numFmt w:val="bullet"/>
       <w:lvlText w:val="o"/>
@@ -1073,7 +1120,7 @@
         <w:rFonts w:ascii="Courier New" w:hAnsi="Courier New" w:hint="default"/>
       </w:rPr>
     </w:lvl>
-    <w:lvl w:ilvl="8" w:tplc="4E129A06">
+    <w:lvl w:ilvl="8" w:tplc="9CDAC4D8">
       <w:start w:val="1"/>
       <w:numFmt w:val="bullet"/>
       <w:lvlText w:val=""/>
@@ -1090,7 +1137,7 @@
     <w:nsid w:val="1EBC4F4D"/>
     <w:multiLevelType w:val="hybridMultilevel"/>
     <w:tmpl w:val="FFFFFFFF"/>
-    <w:lvl w:ilvl="0" w:tplc="FF342A2C">
+    <w:lvl w:ilvl="0" w:tplc="243ED29C">
       <w:start w:val="1"/>
       <w:numFmt w:val="bullet"/>
       <w:lvlText w:val="-"/>
@@ -1102,7 +1149,7 @@
         <w:rFonts w:ascii="Aptos" w:hAnsi="Aptos" w:hint="default"/>
       </w:rPr>
     </w:lvl>
-    <w:lvl w:ilvl="1" w:tplc="4210D0EE">
+    <w:lvl w:ilvl="1" w:tplc="59F478F2">
       <w:start w:val="1"/>
       <w:numFmt w:val="bullet"/>
       <w:lvlText w:val="o"/>
@@ -1114,7 +1161,7 @@
         <w:rFonts w:ascii="Courier New" w:hAnsi="Courier New" w:hint="default"/>
       </w:rPr>
     </w:lvl>
-    <w:lvl w:ilvl="2" w:tplc="B13E3648">
+    <w:lvl w:ilvl="2" w:tplc="669E2802">
       <w:start w:val="1"/>
       <w:numFmt w:val="bullet"/>
       <w:lvlText w:val=""/>
@@ -1126,7 +1173,7 @@
         <w:rFonts w:ascii="Wingdings" w:hAnsi="Wingdings" w:hint="default"/>
       </w:rPr>
     </w:lvl>
-    <w:lvl w:ilvl="3" w:tplc="B0ECC7B4">
+    <w:lvl w:ilvl="3" w:tplc="4AC26672">
       <w:start w:val="1"/>
       <w:numFmt w:val="bullet"/>
       <w:lvlText w:val=""/>
@@ -1138,7 +1185,7 @@
         <w:rFonts w:ascii="Symbol" w:hAnsi="Symbol" w:hint="default"/>
       </w:rPr>
     </w:lvl>
-    <w:lvl w:ilvl="4" w:tplc="C21654C6">
+    <w:lvl w:ilvl="4" w:tplc="7BC250FA">
       <w:start w:val="1"/>
       <w:numFmt w:val="bullet"/>
       <w:lvlText w:val="o"/>
@@ -1150,7 +1197,7 @@
         <w:rFonts w:ascii="Courier New" w:hAnsi="Courier New" w:hint="default"/>
       </w:rPr>
     </w:lvl>
-    <w:lvl w:ilvl="5" w:tplc="93D036C2">
+    <w:lvl w:ilvl="5" w:tplc="21C004C4">
       <w:start w:val="1"/>
       <w:numFmt w:val="bullet"/>
       <w:lvlText w:val=""/>
@@ -1162,7 +1209,7 @@
         <w:rFonts w:ascii="Wingdings" w:hAnsi="Wingdings" w:hint="default"/>
       </w:rPr>
     </w:lvl>
-    <w:lvl w:ilvl="6" w:tplc="110E93AE">
+    <w:lvl w:ilvl="6" w:tplc="14C2A674">
       <w:start w:val="1"/>
       <w:numFmt w:val="bullet"/>
       <w:lvlText w:val=""/>
@@ -1174,7 +1221,7 @@
         <w:rFonts w:ascii="Symbol" w:hAnsi="Symbol" w:hint="default"/>
       </w:rPr>
     </w:lvl>
-    <w:lvl w:ilvl="7" w:tplc="17B6F198">
+    <w:lvl w:ilvl="7" w:tplc="30C8BDC6">
       <w:start w:val="1"/>
       <w:numFmt w:val="bullet"/>
       <w:lvlText w:val="o"/>
@@ -1186,7 +1233,7 @@
         <w:rFonts w:ascii="Courier New" w:hAnsi="Courier New" w:hint="default"/>
       </w:rPr>
     </w:lvl>
-    <w:lvl w:ilvl="8" w:tplc="0E62266C">
+    <w:lvl w:ilvl="8" w:tplc="FAFAD69C">
       <w:start w:val="1"/>
       <w:numFmt w:val="bullet"/>
       <w:lvlText w:val=""/>
@@ -1203,7 +1250,7 @@
     <w:nsid w:val="25BF24FA"/>
     <w:multiLevelType w:val="hybridMultilevel"/>
     <w:tmpl w:val="FFFFFFFF"/>
-    <w:lvl w:ilvl="0" w:tplc="A664C240">
+    <w:lvl w:ilvl="0" w:tplc="712868B6">
       <w:start w:val="1"/>
       <w:numFmt w:val="bullet"/>
       <w:lvlText w:val="-"/>
@@ -1215,7 +1262,7 @@
         <w:rFonts w:ascii="Aptos" w:hAnsi="Aptos" w:hint="default"/>
       </w:rPr>
     </w:lvl>
-    <w:lvl w:ilvl="1" w:tplc="9DF42848">
+    <w:lvl w:ilvl="1" w:tplc="66CACF06">
       <w:start w:val="1"/>
       <w:numFmt w:val="bullet"/>
       <w:lvlText w:val="o"/>
@@ -1227,7 +1274,7 @@
         <w:rFonts w:ascii="Courier New" w:hAnsi="Courier New" w:hint="default"/>
       </w:rPr>
     </w:lvl>
-    <w:lvl w:ilvl="2" w:tplc="B55C3E96">
+    <w:lvl w:ilvl="2" w:tplc="CD6AD9CC">
       <w:start w:val="1"/>
       <w:numFmt w:val="bullet"/>
       <w:lvlText w:val=""/>
@@ -1239,7 +1286,7 @@
         <w:rFonts w:ascii="Wingdings" w:hAnsi="Wingdings" w:hint="default"/>
       </w:rPr>
     </w:lvl>
-    <w:lvl w:ilvl="3" w:tplc="81DAF88C">
+    <w:lvl w:ilvl="3" w:tplc="1D4AFF04">
       <w:start w:val="1"/>
       <w:numFmt w:val="bullet"/>
       <w:lvlText w:val=""/>
@@ -1251,7 +1298,7 @@
         <w:rFonts w:ascii="Symbol" w:hAnsi="Symbol" w:hint="default"/>
       </w:rPr>
     </w:lvl>
-    <w:lvl w:ilvl="4" w:tplc="DBD40018">
+    <w:lvl w:ilvl="4" w:tplc="D9FAC3CE">
       <w:start w:val="1"/>
       <w:numFmt w:val="bullet"/>
       <w:lvlText w:val="o"/>
@@ -1263,7 +1310,7 @@
         <w:rFonts w:ascii="Courier New" w:hAnsi="Courier New" w:hint="default"/>
       </w:rPr>
     </w:lvl>
-    <w:lvl w:ilvl="5" w:tplc="0FDE3260">
+    <w:lvl w:ilvl="5" w:tplc="6156887C">
       <w:start w:val="1"/>
       <w:numFmt w:val="bullet"/>
       <w:lvlText w:val=""/>
@@ -1275,7 +1322,7 @@
         <w:rFonts w:ascii="Wingdings" w:hAnsi="Wingdings" w:hint="default"/>
       </w:rPr>
     </w:lvl>
-    <w:lvl w:ilvl="6" w:tplc="0A7A7032">
+    <w:lvl w:ilvl="6" w:tplc="A2A293B4">
       <w:start w:val="1"/>
       <w:numFmt w:val="bullet"/>
       <w:lvlText w:val=""/>
@@ -1287,7 +1334,7 @@
         <w:rFonts w:ascii="Symbol" w:hAnsi="Symbol" w:hint="default"/>
       </w:rPr>
     </w:lvl>
-    <w:lvl w:ilvl="7" w:tplc="9C1A22A2">
+    <w:lvl w:ilvl="7" w:tplc="0CDEFBFA">
       <w:start w:val="1"/>
       <w:numFmt w:val="bullet"/>
       <w:lvlText w:val="o"/>
@@ -1299,7 +1346,7 @@
         <w:rFonts w:ascii="Courier New" w:hAnsi="Courier New" w:hint="default"/>
       </w:rPr>
     </w:lvl>
-    <w:lvl w:ilvl="8" w:tplc="0484BB94">
+    <w:lvl w:ilvl="8" w:tplc="4E8E36C2">
       <w:start w:val="1"/>
       <w:numFmt w:val="bullet"/>
       <w:lvlText w:val=""/>
@@ -1316,7 +1363,7 @@
     <w:nsid w:val="3F1BA2A0"/>
     <w:multiLevelType w:val="hybridMultilevel"/>
     <w:tmpl w:val="FFFFFFFF"/>
-    <w:lvl w:ilvl="0" w:tplc="8C120A2A">
+    <w:lvl w:ilvl="0" w:tplc="87D80E98">
       <w:start w:val="1"/>
       <w:numFmt w:val="bullet"/>
       <w:lvlText w:val=""/>
@@ -1328,7 +1375,7 @@
         <w:rFonts w:ascii="Symbol" w:hAnsi="Symbol" w:hint="default"/>
       </w:rPr>
     </w:lvl>
-    <w:lvl w:ilvl="1" w:tplc="4738B5E6">
+    <w:lvl w:ilvl="1" w:tplc="1F566D74">
       <w:start w:val="1"/>
       <w:numFmt w:val="bullet"/>
       <w:lvlText w:val="o"/>
@@ -1340,7 +1387,7 @@
         <w:rFonts w:ascii="Courier New" w:hAnsi="Courier New" w:hint="default"/>
       </w:rPr>
     </w:lvl>
-    <w:lvl w:ilvl="2" w:tplc="E0886118">
+    <w:lvl w:ilvl="2" w:tplc="92D46414">
       <w:start w:val="1"/>
       <w:numFmt w:val="bullet"/>
       <w:lvlText w:val=""/>
@@ -1352,7 +1399,7 @@
         <w:rFonts w:ascii="Wingdings" w:hAnsi="Wingdings" w:hint="default"/>
       </w:rPr>
     </w:lvl>
-    <w:lvl w:ilvl="3" w:tplc="4F526432">
+    <w:lvl w:ilvl="3" w:tplc="AB7060C8">
       <w:start w:val="1"/>
       <w:numFmt w:val="bullet"/>
       <w:lvlText w:val=""/>
@@ -1364,7 +1411,7 @@
         <w:rFonts w:ascii="Symbol" w:hAnsi="Symbol" w:hint="default"/>
       </w:rPr>
     </w:lvl>
-    <w:lvl w:ilvl="4" w:tplc="2746F44C">
+    <w:lvl w:ilvl="4" w:tplc="6826D1D2">
       <w:start w:val="1"/>
       <w:numFmt w:val="bullet"/>
       <w:lvlText w:val="o"/>
@@ -1376,7 +1423,7 @@
         <w:rFonts w:ascii="Courier New" w:hAnsi="Courier New" w:hint="default"/>
       </w:rPr>
     </w:lvl>
-    <w:lvl w:ilvl="5" w:tplc="CF4AF9F4">
+    <w:lvl w:ilvl="5" w:tplc="DF64AB5E">
       <w:start w:val="1"/>
       <w:numFmt w:val="bullet"/>
       <w:lvlText w:val=""/>
@@ -1388,7 +1435,7 @@
         <w:rFonts w:ascii="Wingdings" w:hAnsi="Wingdings" w:hint="default"/>
       </w:rPr>
     </w:lvl>
-    <w:lvl w:ilvl="6" w:tplc="BC0EE6F0">
+    <w:lvl w:ilvl="6" w:tplc="DFF8B882">
       <w:start w:val="1"/>
       <w:numFmt w:val="bullet"/>
       <w:lvlText w:val=""/>
@@ -1400,7 +1447,7 @@
         <w:rFonts w:ascii="Symbol" w:hAnsi="Symbol" w:hint="default"/>
       </w:rPr>
     </w:lvl>
-    <w:lvl w:ilvl="7" w:tplc="1E0CF33E">
+    <w:lvl w:ilvl="7" w:tplc="020C01C2">
       <w:start w:val="1"/>
       <w:numFmt w:val="bullet"/>
       <w:lvlText w:val="o"/>
@@ -1412,7 +1459,7 @@
         <w:rFonts w:ascii="Courier New" w:hAnsi="Courier New" w:hint="default"/>
       </w:rPr>
     </w:lvl>
-    <w:lvl w:ilvl="8" w:tplc="49349EE0">
+    <w:lvl w:ilvl="8" w:tplc="F052FAEA">
       <w:start w:val="1"/>
       <w:numFmt w:val="bullet"/>
       <w:lvlText w:val=""/>
@@ -1429,7 +1476,7 @@
     <w:nsid w:val="60A8F672"/>
     <w:multiLevelType w:val="hybridMultilevel"/>
     <w:tmpl w:val="FFFFFFFF"/>
-    <w:lvl w:ilvl="0" w:tplc="07A49732">
+    <w:lvl w:ilvl="0" w:tplc="408A5B56">
       <w:start w:val="1"/>
       <w:numFmt w:val="bullet"/>
       <w:lvlText w:val="-"/>
@@ -1441,7 +1488,7 @@
         <w:rFonts w:ascii="Aptos" w:hAnsi="Aptos" w:hint="default"/>
       </w:rPr>
     </w:lvl>
-    <w:lvl w:ilvl="1" w:tplc="C32E73E8">
+    <w:lvl w:ilvl="1" w:tplc="87846B02">
       <w:start w:val="1"/>
       <w:numFmt w:val="bullet"/>
       <w:lvlText w:val="o"/>
@@ -1453,7 +1500,7 @@
         <w:rFonts w:ascii="Courier New" w:hAnsi="Courier New" w:hint="default"/>
       </w:rPr>
     </w:lvl>
-    <w:lvl w:ilvl="2" w:tplc="0A107D80">
+    <w:lvl w:ilvl="2" w:tplc="BE9A9C7E">
       <w:start w:val="1"/>
       <w:numFmt w:val="bullet"/>
       <w:lvlText w:val=""/>
@@ -1465,7 +1512,7 @@
         <w:rFonts w:ascii="Wingdings" w:hAnsi="Wingdings" w:hint="default"/>
       </w:rPr>
     </w:lvl>
-    <w:lvl w:ilvl="3" w:tplc="F3CC95AA">
+    <w:lvl w:ilvl="3" w:tplc="296EA77C">
       <w:start w:val="1"/>
       <w:numFmt w:val="bullet"/>
       <w:lvlText w:val=""/>
@@ -1477,7 +1524,7 @@
         <w:rFonts w:ascii="Symbol" w:hAnsi="Symbol" w:hint="default"/>
       </w:rPr>
     </w:lvl>
-    <w:lvl w:ilvl="4" w:tplc="2CB21B9C">
+    <w:lvl w:ilvl="4" w:tplc="E1F2B542">
       <w:start w:val="1"/>
       <w:numFmt w:val="bullet"/>
       <w:lvlText w:val="o"/>
@@ -1489,7 +1536,7 @@
         <w:rFonts w:ascii="Courier New" w:hAnsi="Courier New" w:hint="default"/>
       </w:rPr>
     </w:lvl>
-    <w:lvl w:ilvl="5" w:tplc="991A260C">
+    <w:lvl w:ilvl="5" w:tplc="56F0A268">
       <w:start w:val="1"/>
       <w:numFmt w:val="bullet"/>
       <w:lvlText w:val=""/>
@@ -1501,7 +1548,7 @@
         <w:rFonts w:ascii="Wingdings" w:hAnsi="Wingdings" w:hint="default"/>
       </w:rPr>
     </w:lvl>
-    <w:lvl w:ilvl="6" w:tplc="F17846EA">
+    <w:lvl w:ilvl="6" w:tplc="016CC4C2">
       <w:start w:val="1"/>
       <w:numFmt w:val="bullet"/>
       <w:lvlText w:val=""/>
@@ -1513,7 +1560,7 @@
         <w:rFonts w:ascii="Symbol" w:hAnsi="Symbol" w:hint="default"/>
       </w:rPr>
     </w:lvl>
-    <w:lvl w:ilvl="7" w:tplc="1292D56E">
+    <w:lvl w:ilvl="7" w:tplc="F51CB384">
       <w:start w:val="1"/>
       <w:numFmt w:val="bullet"/>
       <w:lvlText w:val="o"/>
@@ -1525,7 +1572,7 @@
         <w:rFonts w:ascii="Courier New" w:hAnsi="Courier New" w:hint="default"/>
       </w:rPr>
     </w:lvl>
-    <w:lvl w:ilvl="8" w:tplc="549EC1C0">
+    <w:lvl w:ilvl="8" w:tplc="7E666B82">
       <w:start w:val="1"/>
       <w:numFmt w:val="bullet"/>
       <w:lvlText w:val=""/>
@@ -1542,7 +1589,7 @@
     <w:nsid w:val="647F0694"/>
     <w:multiLevelType w:val="hybridMultilevel"/>
     <w:tmpl w:val="FFFFFFFF"/>
-    <w:lvl w:ilvl="0" w:tplc="B79A1C22">
+    <w:lvl w:ilvl="0" w:tplc="08AABE30">
       <w:start w:val="1"/>
       <w:numFmt w:val="decimal"/>
       <w:lvlText w:val="%1."/>
@@ -1551,7 +1598,7 @@
         <w:ind w:left="720" w:hanging="360"/>
       </w:pPr>
     </w:lvl>
-    <w:lvl w:ilvl="1" w:tplc="896A327E">
+    <w:lvl w:ilvl="1" w:tplc="BAE6BD6E">
       <w:start w:val="1"/>
       <w:numFmt w:val="lowerLetter"/>
       <w:lvlText w:val="%2."/>
@@ -1560,7 +1607,7 @@
         <w:ind w:left="1440" w:hanging="360"/>
       </w:pPr>
     </w:lvl>
-    <w:lvl w:ilvl="2" w:tplc="6BDC5824">
+    <w:lvl w:ilvl="2" w:tplc="AFAA9BEE">
       <w:start w:val="1"/>
       <w:numFmt w:val="lowerRoman"/>
       <w:lvlText w:val="%3."/>
@@ -1569,7 +1616,7 @@
         <w:ind w:left="2160" w:hanging="180"/>
       </w:pPr>
     </w:lvl>
-    <w:lvl w:ilvl="3" w:tplc="F6D63998">
+    <w:lvl w:ilvl="3" w:tplc="63CADB38">
       <w:start w:val="1"/>
       <w:numFmt w:val="decimal"/>
       <w:lvlText w:val="%4."/>
@@ -1578,7 +1625,7 @@
         <w:ind w:left="2880" w:hanging="360"/>
       </w:pPr>
     </w:lvl>
-    <w:lvl w:ilvl="4" w:tplc="08143CDC">
+    <w:lvl w:ilvl="4" w:tplc="A46C3EA0">
       <w:start w:val="1"/>
       <w:numFmt w:val="lowerLetter"/>
       <w:lvlText w:val="%5."/>
@@ -1587,7 +1634,7 @@
         <w:ind w:left="3600" w:hanging="360"/>
       </w:pPr>
     </w:lvl>
-    <w:lvl w:ilvl="5" w:tplc="3F5C045A">
+    <w:lvl w:ilvl="5" w:tplc="DF683538">
       <w:start w:val="1"/>
       <w:numFmt w:val="lowerRoman"/>
       <w:lvlText w:val="%6."/>
@@ -1596,7 +1643,7 @@
         <w:ind w:left="4320" w:hanging="180"/>
       </w:pPr>
     </w:lvl>
-    <w:lvl w:ilvl="6" w:tplc="58285830">
+    <w:lvl w:ilvl="6" w:tplc="12409612">
       <w:start w:val="1"/>
       <w:numFmt w:val="decimal"/>
       <w:lvlText w:val="%7."/>
@@ -1605,7 +1652,7 @@
         <w:ind w:left="5040" w:hanging="360"/>
       </w:pPr>
     </w:lvl>
-    <w:lvl w:ilvl="7" w:tplc="89527BA8">
+    <w:lvl w:ilvl="7" w:tplc="BAA0003A">
       <w:start w:val="1"/>
       <w:numFmt w:val="lowerLetter"/>
       <w:lvlText w:val="%8."/>
@@ -1614,7 +1661,7 @@
         <w:ind w:left="5760" w:hanging="360"/>
       </w:pPr>
     </w:lvl>
-    <w:lvl w:ilvl="8" w:tplc="55DC6456">
+    <w:lvl w:ilvl="8" w:tplc="FBC2FFCE">
       <w:start w:val="1"/>
       <w:numFmt w:val="lowerRoman"/>
       <w:lvlText w:val="%9."/>
@@ -1628,7 +1675,7 @@
     <w:nsid w:val="65521CBB"/>
     <w:multiLevelType w:val="hybridMultilevel"/>
     <w:tmpl w:val="FFFFFFFF"/>
-    <w:lvl w:ilvl="0" w:tplc="179057F4">
+    <w:lvl w:ilvl="0" w:tplc="4AAE72DA">
       <w:start w:val="1"/>
       <w:numFmt w:val="bullet"/>
       <w:lvlText w:val="-"/>
@@ -1640,7 +1687,7 @@
         <w:rFonts w:ascii="Aptos" w:hAnsi="Aptos" w:hint="default"/>
       </w:rPr>
     </w:lvl>
-    <w:lvl w:ilvl="1" w:tplc="A3E4FA96">
+    <w:lvl w:ilvl="1" w:tplc="9AF4E934">
       <w:start w:val="1"/>
       <w:numFmt w:val="bullet"/>
       <w:lvlText w:val="o"/>
@@ -1652,7 +1699,7 @@
         <w:rFonts w:ascii="Courier New" w:hAnsi="Courier New" w:hint="default"/>
       </w:rPr>
     </w:lvl>
-    <w:lvl w:ilvl="2" w:tplc="DA22D8A6">
+    <w:lvl w:ilvl="2" w:tplc="2486A52A">
       <w:start w:val="1"/>
       <w:numFmt w:val="bullet"/>
       <w:lvlText w:val=""/>
@@ -1664,7 +1711,7 @@
         <w:rFonts w:ascii="Wingdings" w:hAnsi="Wingdings" w:hint="default"/>
       </w:rPr>
     </w:lvl>
-    <w:lvl w:ilvl="3" w:tplc="F61654AC">
+    <w:lvl w:ilvl="3" w:tplc="BA143B06">
       <w:start w:val="1"/>
       <w:numFmt w:val="bullet"/>
       <w:lvlText w:val=""/>
@@ -1676,7 +1723,7 @@
         <w:rFonts w:ascii="Symbol" w:hAnsi="Symbol" w:hint="default"/>
       </w:rPr>
     </w:lvl>
-    <w:lvl w:ilvl="4" w:tplc="BE7ACAE6">
+    <w:lvl w:ilvl="4" w:tplc="D7ECFBDC">
       <w:start w:val="1"/>
       <w:numFmt w:val="bullet"/>
       <w:lvlText w:val="o"/>
@@ -1688,7 +1735,7 @@
         <w:rFonts w:ascii="Courier New" w:hAnsi="Courier New" w:hint="default"/>
       </w:rPr>
     </w:lvl>
-    <w:lvl w:ilvl="5" w:tplc="6B249EB4">
+    <w:lvl w:ilvl="5" w:tplc="BC3A9D50">
       <w:start w:val="1"/>
       <w:numFmt w:val="bullet"/>
       <w:lvlText w:val=""/>
@@ -1700,7 +1747,7 @@
         <w:rFonts w:ascii="Wingdings" w:hAnsi="Wingdings" w:hint="default"/>
       </w:rPr>
     </w:lvl>
-    <w:lvl w:ilvl="6" w:tplc="C64856C2">
+    <w:lvl w:ilvl="6" w:tplc="9BC8F7B0">
       <w:start w:val="1"/>
       <w:numFmt w:val="bullet"/>
       <w:lvlText w:val=""/>
@@ -1712,7 +1759,7 @@
         <w:rFonts w:ascii="Symbol" w:hAnsi="Symbol" w:hint="default"/>
       </w:rPr>
     </w:lvl>
-    <w:lvl w:ilvl="7" w:tplc="A6E4297C">
+    <w:lvl w:ilvl="7" w:tplc="C70A7B6E">
       <w:start w:val="1"/>
       <w:numFmt w:val="bullet"/>
       <w:lvlText w:val="o"/>
@@ -1724,7 +1771,7 @@
         <w:rFonts w:ascii="Courier New" w:hAnsi="Courier New" w:hint="default"/>
       </w:rPr>
     </w:lvl>
-    <w:lvl w:ilvl="8" w:tplc="F45C2AEA">
+    <w:lvl w:ilvl="8" w:tplc="C45CB000">
       <w:start w:val="1"/>
       <w:numFmt w:val="bullet"/>
       <w:lvlText w:val=""/>
@@ -1741,7 +1788,7 @@
     <w:nsid w:val="794D7C51"/>
     <w:multiLevelType w:val="hybridMultilevel"/>
     <w:tmpl w:val="FFFFFFFF"/>
-    <w:lvl w:ilvl="0" w:tplc="0BBA365A">
+    <w:lvl w:ilvl="0" w:tplc="732A71B4">
       <w:start w:val="1"/>
       <w:numFmt w:val="decimal"/>
       <w:lvlText w:val="%1."/>
@@ -1750,7 +1797,7 @@
         <w:ind w:left="720" w:hanging="360"/>
       </w:pPr>
     </w:lvl>
-    <w:lvl w:ilvl="1" w:tplc="8846497C">
+    <w:lvl w:ilvl="1" w:tplc="95CAD6EC">
       <w:start w:val="1"/>
       <w:numFmt w:val="lowerLetter"/>
       <w:lvlText w:val="%2."/>
@@ -1759,7 +1806,7 @@
         <w:ind w:left="1440" w:hanging="360"/>
       </w:pPr>
     </w:lvl>
-    <w:lvl w:ilvl="2" w:tplc="960E3F2A">
+    <w:lvl w:ilvl="2" w:tplc="BEE62D96">
       <w:start w:val="1"/>
       <w:numFmt w:val="lowerRoman"/>
       <w:lvlText w:val="%3."/>
@@ -1768,7 +1815,7 @@
         <w:ind w:left="2160" w:hanging="180"/>
       </w:pPr>
     </w:lvl>
-    <w:lvl w:ilvl="3" w:tplc="C1C66F7A">
+    <w:lvl w:ilvl="3" w:tplc="5470C1B6">
       <w:start w:val="1"/>
       <w:numFmt w:val="decimal"/>
       <w:lvlText w:val="%4."/>
@@ -1777,7 +1824,7 @@
         <w:ind w:left="2880" w:hanging="360"/>
       </w:pPr>
     </w:lvl>
-    <w:lvl w:ilvl="4" w:tplc="F66AFF28">
+    <w:lvl w:ilvl="4" w:tplc="FBF6B3A4">
       <w:start w:val="1"/>
       <w:numFmt w:val="lowerLetter"/>
       <w:lvlText w:val="%5."/>
@@ -1786,7 +1833,7 @@
         <w:ind w:left="3600" w:hanging="360"/>
       </w:pPr>
     </w:lvl>
-    <w:lvl w:ilvl="5" w:tplc="63E47F30">
+    <w:lvl w:ilvl="5" w:tplc="241493B0">
       <w:start w:val="1"/>
       <w:numFmt w:val="lowerRoman"/>
       <w:lvlText w:val="%6."/>
@@ -1795,7 +1842,7 @@
         <w:ind w:left="4320" w:hanging="180"/>
       </w:pPr>
     </w:lvl>
-    <w:lvl w:ilvl="6" w:tplc="F8B494D4">
+    <w:lvl w:ilvl="6" w:tplc="6B9484AA">
       <w:start w:val="1"/>
       <w:numFmt w:val="decimal"/>
       <w:lvlText w:val="%7."/>
@@ -1804,7 +1851,7 @@
         <w:ind w:left="5040" w:hanging="360"/>
       </w:pPr>
     </w:lvl>
-    <w:lvl w:ilvl="7" w:tplc="1E1A2F7A">
+    <w:lvl w:ilvl="7" w:tplc="05AACA20">
       <w:start w:val="1"/>
       <w:numFmt w:val="lowerLetter"/>
       <w:lvlText w:val="%8."/>
@@ -1813,7 +1860,7 @@
         <w:ind w:left="5760" w:hanging="360"/>
       </w:pPr>
     </w:lvl>
-    <w:lvl w:ilvl="8" w:tplc="EBD4BFF6">
+    <w:lvl w:ilvl="8" w:tplc="C2061B30">
       <w:start w:val="1"/>
       <w:numFmt w:val="lowerRoman"/>
       <w:lvlText w:val="%9."/>
@@ -1823,34 +1870,34 @@
       </w:pPr>
     </w:lvl>
   </w:abstractNum>
-  <w:num w:numId="1" w16cid:durableId="2085489787">
+  <w:num w:numId="1" w16cid:durableId="1045375375">
     <w:abstractNumId w:val="0"/>
   </w:num>
-  <w:num w:numId="2" w16cid:durableId="651762250">
+  <w:num w:numId="2" w16cid:durableId="1041051765">
     <w:abstractNumId w:val="4"/>
   </w:num>
-  <w:num w:numId="3" w16cid:durableId="2083596932">
+  <w:num w:numId="3" w16cid:durableId="1328753316">
     <w:abstractNumId w:val="8"/>
   </w:num>
-  <w:num w:numId="4" w16cid:durableId="1743411858">
+  <w:num w:numId="4" w16cid:durableId="545262453">
     <w:abstractNumId w:val="6"/>
   </w:num>
-  <w:num w:numId="5" w16cid:durableId="569653586">
+  <w:num w:numId="5" w16cid:durableId="1879246181">
     <w:abstractNumId w:val="1"/>
   </w:num>
-  <w:num w:numId="6" w16cid:durableId="213198400">
+  <w:num w:numId="6" w16cid:durableId="1466968573">
     <w:abstractNumId w:val="3"/>
   </w:num>
-  <w:num w:numId="7" w16cid:durableId="1136412770">
+  <w:num w:numId="7" w16cid:durableId="194000728">
     <w:abstractNumId w:val="9"/>
   </w:num>
-  <w:num w:numId="8" w16cid:durableId="1279994362">
+  <w:num w:numId="8" w16cid:durableId="704793288">
     <w:abstractNumId w:val="2"/>
   </w:num>
-  <w:num w:numId="9" w16cid:durableId="1114400426">
+  <w:num w:numId="9" w16cid:durableId="2049799556">
     <w:abstractNumId w:val="5"/>
   </w:num>
-  <w:num w:numId="10" w16cid:durableId="1500653679">
+  <w:num w:numId="10" w16cid:durableId="1080835636">
     <w:abstractNumId w:val="7"/>
   </w:num>
 </w:numbering>
